--- a/docs/cover_letter.docx
+++ b/docs/cover_letter.docx
@@ -402,12 +402,6 @@
       </w:r>
       <w:r>
         <w:t xml:space="preserve">E-mail: jukim@smu.ac.kr</w:t>
-      </w:r>
-      <w:r>
-        <w:br/>
-      </w:r>
-      <w:r>
-        <w:t xml:space="preserve">ORCID: 0000-0002-3839-3845</w:t>
       </w:r>
     </w:p>
     <w:sectPr>
